--- a/hw/hw6.docx
+++ b/hw/hw6.docx
@@ -648,7 +648,31 @@
         <w:t xml:space="preserve"> function to return </w:t>
       </w:r>
       <w:r>
-        <w:t>this incorrect value?</w:t>
+        <w:t>th</w:t>
+      </w:r>
+      <w:r>
+        <w:t>e same</w:t>
+      </w:r>
+      <w:r>
+        <w:t xml:space="preserve"> </w:t>
+      </w:r>
+      <w:r>
+        <w:t>(</w:t>
+      </w:r>
+      <w:r>
+        <w:t>incorrect</w:t>
+      </w:r>
+      <w:r>
+        <w:t>)</w:t>
+      </w:r>
+      <w:r>
+        <w:t xml:space="preserve"> value</w:t>
+      </w:r>
+      <w:r>
+        <w:t xml:space="preserve"> as in part (c)</w:t>
+      </w:r>
+      <w:r>
+        <w:t>?</w:t>
       </w:r>
     </w:p>
     <w:p>
@@ -799,6 +823,7 @@
     <w:p/>
     <w:p>
       <w:r>
+        <w:lastRenderedPageBreak/>
         <w:t xml:space="preserve">Question </w:t>
       </w:r>
       <w:r>
@@ -829,7 +854,6 @@
         <w:t xml:space="preserve"> </w:t>
       </w:r>
       <w:r>
-        <w:lastRenderedPageBreak/>
         <w:t>y</w:t>
       </w:r>
       <w:r>
